--- a/deliverables/05-测试用例说明书.docx
+++ b/deliverables/05-测试用例说明书.docx
@@ -358,7 +358,7 @@
                 <w:b w:val="0"/>
                 <w:sz w:val="21"/>
               </w:rPr>
-              <w:t>2026-10-29</w:t>
+              <w:t>2026-10-31</w:t>
             </w:r>
           </w:p>
         </w:tc>
@@ -418,7 +418,7 @@
         <w:fldChar w:fldCharType="begin"/>
       </w:r>
       <w:r>
-        <w:instrText xml:space="preserve"> HYPERLINK \l _Toc13505 </w:instrText>
+        <w:instrText xml:space="preserve"> HYPERLINK \l _Toc14669 </w:instrText>
       </w:r>
       <w:r>
         <w:fldChar w:fldCharType="separate"/>
@@ -436,7 +436,7 @@
         <w:fldChar w:fldCharType="begin"/>
       </w:r>
       <w:r>
-        <w:instrText xml:space="preserve"> PAGEREF _Toc13505 \h </w:instrText>
+        <w:instrText xml:space="preserve"> PAGEREF _Toc14669 \h </w:instrText>
       </w:r>
       <w:r>
         <w:fldChar w:fldCharType="separate"/>
@@ -462,7 +462,7 @@
         <w:fldChar w:fldCharType="begin"/>
       </w:r>
       <w:r>
-        <w:instrText xml:space="preserve"> HYPERLINK \l _Toc10929 </w:instrText>
+        <w:instrText xml:space="preserve"> HYPERLINK \l _Toc20111 </w:instrText>
       </w:r>
       <w:r>
         <w:fldChar w:fldCharType="separate"/>
@@ -480,7 +480,7 @@
         <w:fldChar w:fldCharType="begin"/>
       </w:r>
       <w:r>
-        <w:instrText xml:space="preserve"> PAGEREF _Toc10929 \h </w:instrText>
+        <w:instrText xml:space="preserve"> PAGEREF _Toc20111 \h </w:instrText>
       </w:r>
       <w:r>
         <w:fldChar w:fldCharType="separate"/>
@@ -506,7 +506,7 @@
         <w:fldChar w:fldCharType="begin"/>
       </w:r>
       <w:r>
-        <w:instrText xml:space="preserve"> HYPERLINK \l _Toc31800 </w:instrText>
+        <w:instrText xml:space="preserve"> HYPERLINK \l _Toc22468 </w:instrText>
       </w:r>
       <w:r>
         <w:fldChar w:fldCharType="separate"/>
@@ -524,7 +524,7 @@
         <w:fldChar w:fldCharType="begin"/>
       </w:r>
       <w:r>
-        <w:instrText xml:space="preserve"> PAGEREF _Toc31800 \h </w:instrText>
+        <w:instrText xml:space="preserve"> PAGEREF _Toc22468 \h </w:instrText>
       </w:r>
       <w:r>
         <w:fldChar w:fldCharType="separate"/>
@@ -550,7 +550,7 @@
         <w:fldChar w:fldCharType="begin"/>
       </w:r>
       <w:r>
-        <w:instrText xml:space="preserve"> HYPERLINK \l _Toc30542 </w:instrText>
+        <w:instrText xml:space="preserve"> HYPERLINK \l _Toc15399 </w:instrText>
       </w:r>
       <w:r>
         <w:fldChar w:fldCharType="separate"/>
@@ -568,7 +568,7 @@
         <w:fldChar w:fldCharType="begin"/>
       </w:r>
       <w:r>
-        <w:instrText xml:space="preserve"> PAGEREF _Toc30542 \h </w:instrText>
+        <w:instrText xml:space="preserve"> PAGEREF _Toc15399 \h </w:instrText>
       </w:r>
       <w:r>
         <w:fldChar w:fldCharType="separate"/>
@@ -594,7 +594,7 @@
         <w:fldChar w:fldCharType="begin"/>
       </w:r>
       <w:r>
-        <w:instrText xml:space="preserve"> HYPERLINK \l _Toc23034 </w:instrText>
+        <w:instrText xml:space="preserve"> HYPERLINK \l _Toc15913 </w:instrText>
       </w:r>
       <w:r>
         <w:fldChar w:fldCharType="separate"/>
@@ -612,13 +612,13 @@
         <w:fldChar w:fldCharType="begin"/>
       </w:r>
       <w:r>
-        <w:instrText xml:space="preserve"> PAGEREF _Toc23034 \h </w:instrText>
+        <w:instrText xml:space="preserve"> PAGEREF _Toc15913 \h </w:instrText>
       </w:r>
       <w:r>
         <w:fldChar w:fldCharType="separate"/>
       </w:r>
       <w:r>
-        <w:t>4</w:t>
+        <w:t>5</w:t>
       </w:r>
       <w:r>
         <w:fldChar w:fldCharType="end"/>
@@ -638,7 +638,7 @@
         <w:fldChar w:fldCharType="begin"/>
       </w:r>
       <w:r>
-        <w:instrText xml:space="preserve"> HYPERLINK \l _Toc3424 </w:instrText>
+        <w:instrText xml:space="preserve"> HYPERLINK \l _Toc23829 </w:instrText>
       </w:r>
       <w:r>
         <w:fldChar w:fldCharType="separate"/>
@@ -656,13 +656,13 @@
         <w:fldChar w:fldCharType="begin"/>
       </w:r>
       <w:r>
-        <w:instrText xml:space="preserve"> PAGEREF _Toc3424 \h </w:instrText>
+        <w:instrText xml:space="preserve"> PAGEREF _Toc23829 \h </w:instrText>
       </w:r>
       <w:r>
         <w:fldChar w:fldCharType="separate"/>
       </w:r>
       <w:r>
-        <w:t>4</w:t>
+        <w:t>5</w:t>
       </w:r>
       <w:r>
         <w:fldChar w:fldCharType="end"/>
@@ -682,7 +682,7 @@
         <w:fldChar w:fldCharType="begin"/>
       </w:r>
       <w:r>
-        <w:instrText xml:space="preserve"> HYPERLINK \l _Toc7004 </w:instrText>
+        <w:instrText xml:space="preserve"> HYPERLINK \l _Toc14888 </w:instrText>
       </w:r>
       <w:r>
         <w:fldChar w:fldCharType="separate"/>
@@ -700,7 +700,7 @@
         <w:fldChar w:fldCharType="begin"/>
       </w:r>
       <w:r>
-        <w:instrText xml:space="preserve"> PAGEREF _Toc7004 \h </w:instrText>
+        <w:instrText xml:space="preserve"> PAGEREF _Toc14888 \h </w:instrText>
       </w:r>
       <w:r>
         <w:fldChar w:fldCharType="separate"/>
@@ -726,7 +726,7 @@
         <w:fldChar w:fldCharType="begin"/>
       </w:r>
       <w:r>
-        <w:instrText xml:space="preserve"> HYPERLINK \l _Toc2450 </w:instrText>
+        <w:instrText xml:space="preserve"> HYPERLINK \l _Toc15190 </w:instrText>
       </w:r>
       <w:r>
         <w:fldChar w:fldCharType="separate"/>
@@ -744,7 +744,7 @@
         <w:fldChar w:fldCharType="begin"/>
       </w:r>
       <w:r>
-        <w:instrText xml:space="preserve"> PAGEREF _Toc2450 \h </w:instrText>
+        <w:instrText xml:space="preserve"> PAGEREF _Toc15190 \h </w:instrText>
       </w:r>
       <w:r>
         <w:fldChar w:fldCharType="separate"/>
@@ -770,7 +770,7 @@
         <w:fldChar w:fldCharType="begin"/>
       </w:r>
       <w:r>
-        <w:instrText xml:space="preserve"> HYPERLINK \l _Toc1119 </w:instrText>
+        <w:instrText xml:space="preserve"> HYPERLINK \l _Toc23753 </w:instrText>
       </w:r>
       <w:r>
         <w:fldChar w:fldCharType="separate"/>
@@ -788,7 +788,7 @@
         <w:fldChar w:fldCharType="begin"/>
       </w:r>
       <w:r>
-        <w:instrText xml:space="preserve"> PAGEREF _Toc1119 \h </w:instrText>
+        <w:instrText xml:space="preserve"> PAGEREF _Toc23753 \h </w:instrText>
       </w:r>
       <w:r>
         <w:fldChar w:fldCharType="separate"/>
@@ -814,7 +814,7 @@
         <w:fldChar w:fldCharType="begin"/>
       </w:r>
       <w:r>
-        <w:instrText xml:space="preserve"> HYPERLINK \l _Toc23000 </w:instrText>
+        <w:instrText xml:space="preserve"> HYPERLINK \l _Toc32485 </w:instrText>
       </w:r>
       <w:r>
         <w:fldChar w:fldCharType="separate"/>
@@ -832,7 +832,7 @@
         <w:fldChar w:fldCharType="begin"/>
       </w:r>
       <w:r>
-        <w:instrText xml:space="preserve"> PAGEREF _Toc23000 \h </w:instrText>
+        <w:instrText xml:space="preserve"> PAGEREF _Toc32485 \h </w:instrText>
       </w:r>
       <w:r>
         <w:fldChar w:fldCharType="separate"/>
@@ -858,7 +858,7 @@
         <w:fldChar w:fldCharType="begin"/>
       </w:r>
       <w:r>
-        <w:instrText xml:space="preserve"> HYPERLINK \l _Toc1341 </w:instrText>
+        <w:instrText xml:space="preserve"> HYPERLINK \l _Toc25830 </w:instrText>
       </w:r>
       <w:r>
         <w:fldChar w:fldCharType="separate"/>
@@ -876,7 +876,7 @@
         <w:fldChar w:fldCharType="begin"/>
       </w:r>
       <w:r>
-        <w:instrText xml:space="preserve"> PAGEREF _Toc1341 \h </w:instrText>
+        <w:instrText xml:space="preserve"> PAGEREF _Toc25830 \h </w:instrText>
       </w:r>
       <w:r>
         <w:fldChar w:fldCharType="separate"/>
@@ -902,7 +902,7 @@
         <w:fldChar w:fldCharType="begin"/>
       </w:r>
       <w:r>
-        <w:instrText xml:space="preserve"> HYPERLINK \l _Toc18259 </w:instrText>
+        <w:instrText xml:space="preserve"> HYPERLINK \l _Toc28377 </w:instrText>
       </w:r>
       <w:r>
         <w:fldChar w:fldCharType="separate"/>
@@ -920,7 +920,7 @@
         <w:fldChar w:fldCharType="begin"/>
       </w:r>
       <w:r>
-        <w:instrText xml:space="preserve"> PAGEREF _Toc18259 \h </w:instrText>
+        <w:instrText xml:space="preserve"> PAGEREF _Toc28377 \h </w:instrText>
       </w:r>
       <w:r>
         <w:fldChar w:fldCharType="separate"/>
@@ -946,7 +946,7 @@
         <w:fldChar w:fldCharType="begin"/>
       </w:r>
       <w:r>
-        <w:instrText xml:space="preserve"> HYPERLINK \l _Toc7471 </w:instrText>
+        <w:instrText xml:space="preserve"> HYPERLINK \l _Toc31309 </w:instrText>
       </w:r>
       <w:r>
         <w:fldChar w:fldCharType="separate"/>
@@ -964,7 +964,7 @@
         <w:fldChar w:fldCharType="begin"/>
       </w:r>
       <w:r>
-        <w:instrText xml:space="preserve"> PAGEREF _Toc7471 \h </w:instrText>
+        <w:instrText xml:space="preserve"> PAGEREF _Toc31309 \h </w:instrText>
       </w:r>
       <w:r>
         <w:fldChar w:fldCharType="separate"/>
@@ -990,7 +990,7 @@
         <w:fldChar w:fldCharType="begin"/>
       </w:r>
       <w:r>
-        <w:instrText xml:space="preserve"> HYPERLINK \l _Toc19565 </w:instrText>
+        <w:instrText xml:space="preserve"> HYPERLINK \l _Toc1140 </w:instrText>
       </w:r>
       <w:r>
         <w:fldChar w:fldCharType="separate"/>
@@ -1008,7 +1008,7 @@
         <w:fldChar w:fldCharType="begin"/>
       </w:r>
       <w:r>
-        <w:instrText xml:space="preserve"> PAGEREF _Toc19565 \h </w:instrText>
+        <w:instrText xml:space="preserve"> PAGEREF _Toc1140 \h </w:instrText>
       </w:r>
       <w:r>
         <w:fldChar w:fldCharType="separate"/>
@@ -1034,7 +1034,7 @@
         <w:fldChar w:fldCharType="begin"/>
       </w:r>
       <w:r>
-        <w:instrText xml:space="preserve"> HYPERLINK \l _Toc23728 </w:instrText>
+        <w:instrText xml:space="preserve"> HYPERLINK \l _Toc10024 </w:instrText>
       </w:r>
       <w:r>
         <w:fldChar w:fldCharType="separate"/>
@@ -1052,7 +1052,7 @@
         <w:fldChar w:fldCharType="begin"/>
       </w:r>
       <w:r>
-        <w:instrText xml:space="preserve"> PAGEREF _Toc23728 \h </w:instrText>
+        <w:instrText xml:space="preserve"> PAGEREF _Toc10024 \h </w:instrText>
       </w:r>
       <w:r>
         <w:fldChar w:fldCharType="separate"/>
@@ -1078,7 +1078,7 @@
         <w:fldChar w:fldCharType="begin"/>
       </w:r>
       <w:r>
-        <w:instrText xml:space="preserve"> HYPERLINK \l _Toc163 </w:instrText>
+        <w:instrText xml:space="preserve"> HYPERLINK \l _Toc26494 </w:instrText>
       </w:r>
       <w:r>
         <w:fldChar w:fldCharType="separate"/>
@@ -1096,7 +1096,7 @@
         <w:fldChar w:fldCharType="begin"/>
       </w:r>
       <w:r>
-        <w:instrText xml:space="preserve"> PAGEREF _Toc163 \h </w:instrText>
+        <w:instrText xml:space="preserve"> PAGEREF _Toc26494 \h </w:instrText>
       </w:r>
       <w:r>
         <w:fldChar w:fldCharType="separate"/>
@@ -1122,7 +1122,7 @@
         <w:fldChar w:fldCharType="begin"/>
       </w:r>
       <w:r>
-        <w:instrText xml:space="preserve"> HYPERLINK \l _Toc19078 </w:instrText>
+        <w:instrText xml:space="preserve"> HYPERLINK \l _Toc10586 </w:instrText>
       </w:r>
       <w:r>
         <w:fldChar w:fldCharType="separate"/>
@@ -1140,7 +1140,7 @@
         <w:fldChar w:fldCharType="begin"/>
       </w:r>
       <w:r>
-        <w:instrText xml:space="preserve"> PAGEREF _Toc19078 \h </w:instrText>
+        <w:instrText xml:space="preserve"> PAGEREF _Toc10586 \h </w:instrText>
       </w:r>
       <w:r>
         <w:fldChar w:fldCharType="separate"/>
@@ -1166,7 +1166,7 @@
         <w:fldChar w:fldCharType="begin"/>
       </w:r>
       <w:r>
-        <w:instrText xml:space="preserve"> HYPERLINK \l _Toc28635 </w:instrText>
+        <w:instrText xml:space="preserve"> HYPERLINK \l _Toc9890 </w:instrText>
       </w:r>
       <w:r>
         <w:fldChar w:fldCharType="separate"/>
@@ -1184,7 +1184,7 @@
         <w:fldChar w:fldCharType="begin"/>
       </w:r>
       <w:r>
-        <w:instrText xml:space="preserve"> PAGEREF _Toc28635 \h </w:instrText>
+        <w:instrText xml:space="preserve"> PAGEREF _Toc9890 \h </w:instrText>
       </w:r>
       <w:r>
         <w:fldChar w:fldCharType="separate"/>
@@ -1210,7 +1210,7 @@
         <w:fldChar w:fldCharType="begin"/>
       </w:r>
       <w:r>
-        <w:instrText xml:space="preserve"> HYPERLINK \l _Toc19026 </w:instrText>
+        <w:instrText xml:space="preserve"> HYPERLINK \l _Toc17382 </w:instrText>
       </w:r>
       <w:r>
         <w:fldChar w:fldCharType="separate"/>
@@ -1228,7 +1228,7 @@
         <w:fldChar w:fldCharType="begin"/>
       </w:r>
       <w:r>
-        <w:instrText xml:space="preserve"> PAGEREF _Toc19026 \h </w:instrText>
+        <w:instrText xml:space="preserve"> PAGEREF _Toc17382 \h </w:instrText>
       </w:r>
       <w:r>
         <w:fldChar w:fldCharType="separate"/>
@@ -1254,7 +1254,7 @@
         <w:fldChar w:fldCharType="begin"/>
       </w:r>
       <w:r>
-        <w:instrText xml:space="preserve"> HYPERLINK \l _Toc8508 </w:instrText>
+        <w:instrText xml:space="preserve"> HYPERLINK \l _Toc21427 </w:instrText>
       </w:r>
       <w:r>
         <w:fldChar w:fldCharType="separate"/>
@@ -1272,7 +1272,7 @@
         <w:fldChar w:fldCharType="begin"/>
       </w:r>
       <w:r>
-        <w:instrText xml:space="preserve"> PAGEREF _Toc8508 \h </w:instrText>
+        <w:instrText xml:space="preserve"> PAGEREF _Toc21427 \h </w:instrText>
       </w:r>
       <w:r>
         <w:fldChar w:fldCharType="separate"/>
@@ -1298,7 +1298,7 @@
         <w:fldChar w:fldCharType="begin"/>
       </w:r>
       <w:r>
-        <w:instrText xml:space="preserve"> HYPERLINK \l _Toc22656 </w:instrText>
+        <w:instrText xml:space="preserve"> HYPERLINK \l _Toc14513 </w:instrText>
       </w:r>
       <w:r>
         <w:fldChar w:fldCharType="separate"/>
@@ -1316,7 +1316,7 @@
         <w:fldChar w:fldCharType="begin"/>
       </w:r>
       <w:r>
-        <w:instrText xml:space="preserve"> PAGEREF _Toc22656 \h </w:instrText>
+        <w:instrText xml:space="preserve"> PAGEREF _Toc14513 \h </w:instrText>
       </w:r>
       <w:r>
         <w:fldChar w:fldCharType="separate"/>
@@ -1342,7 +1342,7 @@
         <w:fldChar w:fldCharType="begin"/>
       </w:r>
       <w:r>
-        <w:instrText xml:space="preserve"> HYPERLINK \l _Toc29146 </w:instrText>
+        <w:instrText xml:space="preserve"> HYPERLINK \l _Toc10999 </w:instrText>
       </w:r>
       <w:r>
         <w:fldChar w:fldCharType="separate"/>
@@ -1360,7 +1360,7 @@
         <w:fldChar w:fldCharType="begin"/>
       </w:r>
       <w:r>
-        <w:instrText xml:space="preserve"> PAGEREF _Toc29146 \h </w:instrText>
+        <w:instrText xml:space="preserve"> PAGEREF _Toc10999 \h </w:instrText>
       </w:r>
       <w:r>
         <w:fldChar w:fldCharType="separate"/>
@@ -1386,7 +1386,7 @@
         <w:fldChar w:fldCharType="begin"/>
       </w:r>
       <w:r>
-        <w:instrText xml:space="preserve"> HYPERLINK \l _Toc20169 </w:instrText>
+        <w:instrText xml:space="preserve"> HYPERLINK \l _Toc5394 </w:instrText>
       </w:r>
       <w:r>
         <w:fldChar w:fldCharType="separate"/>
@@ -1404,7 +1404,7 @@
         <w:fldChar w:fldCharType="begin"/>
       </w:r>
       <w:r>
-        <w:instrText xml:space="preserve"> PAGEREF _Toc20169 \h </w:instrText>
+        <w:instrText xml:space="preserve"> PAGEREF _Toc5394 \h </w:instrText>
       </w:r>
       <w:r>
         <w:fldChar w:fldCharType="separate"/>
@@ -1430,7 +1430,7 @@
         <w:fldChar w:fldCharType="begin"/>
       </w:r>
       <w:r>
-        <w:instrText xml:space="preserve"> HYPERLINK \l _Toc18872 </w:instrText>
+        <w:instrText xml:space="preserve"> HYPERLINK \l _Toc26093 </w:instrText>
       </w:r>
       <w:r>
         <w:fldChar w:fldCharType="separate"/>
@@ -1448,7 +1448,7 @@
         <w:fldChar w:fldCharType="begin"/>
       </w:r>
       <w:r>
-        <w:instrText xml:space="preserve"> PAGEREF _Toc18872 \h </w:instrText>
+        <w:instrText xml:space="preserve"> PAGEREF _Toc26093 \h </w:instrText>
       </w:r>
       <w:r>
         <w:fldChar w:fldCharType="separate"/>
@@ -1474,7 +1474,7 @@
         <w:fldChar w:fldCharType="begin"/>
       </w:r>
       <w:r>
-        <w:instrText xml:space="preserve"> HYPERLINK \l _Toc15777 </w:instrText>
+        <w:instrText xml:space="preserve"> HYPERLINK \l _Toc4103 </w:instrText>
       </w:r>
       <w:r>
         <w:fldChar w:fldCharType="separate"/>
@@ -1492,7 +1492,7 @@
         <w:fldChar w:fldCharType="begin"/>
       </w:r>
       <w:r>
-        <w:instrText xml:space="preserve"> PAGEREF _Toc15777 \h </w:instrText>
+        <w:instrText xml:space="preserve"> PAGEREF _Toc4103 \h </w:instrText>
       </w:r>
       <w:r>
         <w:fldChar w:fldCharType="separate"/>
@@ -1518,7 +1518,7 @@
         <w:fldChar w:fldCharType="begin"/>
       </w:r>
       <w:r>
-        <w:instrText xml:space="preserve"> HYPERLINK \l _Toc9714 </w:instrText>
+        <w:instrText xml:space="preserve"> HYPERLINK \l _Toc7468 </w:instrText>
       </w:r>
       <w:r>
         <w:fldChar w:fldCharType="separate"/>
@@ -1536,7 +1536,7 @@
         <w:fldChar w:fldCharType="begin"/>
       </w:r>
       <w:r>
-        <w:instrText xml:space="preserve"> PAGEREF _Toc9714 \h </w:instrText>
+        <w:instrText xml:space="preserve"> PAGEREF _Toc7468 \h </w:instrText>
       </w:r>
       <w:r>
         <w:fldChar w:fldCharType="separate"/>
@@ -1562,7 +1562,7 @@
         <w:fldChar w:fldCharType="begin"/>
       </w:r>
       <w:r>
-        <w:instrText xml:space="preserve"> HYPERLINK \l _Toc2637 </w:instrText>
+        <w:instrText xml:space="preserve"> HYPERLINK \l _Toc28435 </w:instrText>
       </w:r>
       <w:r>
         <w:fldChar w:fldCharType="separate"/>
@@ -1580,7 +1580,7 @@
         <w:fldChar w:fldCharType="begin"/>
       </w:r>
       <w:r>
-        <w:instrText xml:space="preserve"> PAGEREF _Toc2637 \h </w:instrText>
+        <w:instrText xml:space="preserve"> PAGEREF _Toc28435 \h </w:instrText>
       </w:r>
       <w:r>
         <w:fldChar w:fldCharType="separate"/>
@@ -1606,7 +1606,7 @@
         <w:fldChar w:fldCharType="begin"/>
       </w:r>
       <w:r>
-        <w:instrText xml:space="preserve"> HYPERLINK \l _Toc2309 </w:instrText>
+        <w:instrText xml:space="preserve"> HYPERLINK \l _Toc31306 </w:instrText>
       </w:r>
       <w:r>
         <w:fldChar w:fldCharType="separate"/>
@@ -1624,7 +1624,7 @@
         <w:fldChar w:fldCharType="begin"/>
       </w:r>
       <w:r>
-        <w:instrText xml:space="preserve"> PAGEREF _Toc2309 \h </w:instrText>
+        <w:instrText xml:space="preserve"> PAGEREF _Toc31306 \h </w:instrText>
       </w:r>
       <w:r>
         <w:fldChar w:fldCharType="separate"/>
@@ -1650,7 +1650,7 @@
         <w:fldChar w:fldCharType="begin"/>
       </w:r>
       <w:r>
-        <w:instrText xml:space="preserve"> HYPERLINK \l _Toc15989 </w:instrText>
+        <w:instrText xml:space="preserve"> HYPERLINK \l _Toc20241 </w:instrText>
       </w:r>
       <w:r>
         <w:fldChar w:fldCharType="separate"/>
@@ -1668,7 +1668,7 @@
         <w:fldChar w:fldCharType="begin"/>
       </w:r>
       <w:r>
-        <w:instrText xml:space="preserve"> PAGEREF _Toc15989 \h </w:instrText>
+        <w:instrText xml:space="preserve"> PAGEREF _Toc20241 \h </w:instrText>
       </w:r>
       <w:r>
         <w:fldChar w:fldCharType="separate"/>
@@ -1694,7 +1694,7 @@
         <w:fldChar w:fldCharType="begin"/>
       </w:r>
       <w:r>
-        <w:instrText xml:space="preserve"> HYPERLINK \l _Toc10897 </w:instrText>
+        <w:instrText xml:space="preserve"> HYPERLINK \l _Toc16877 </w:instrText>
       </w:r>
       <w:r>
         <w:fldChar w:fldCharType="separate"/>
@@ -1712,7 +1712,7 @@
         <w:fldChar w:fldCharType="begin"/>
       </w:r>
       <w:r>
-        <w:instrText xml:space="preserve"> PAGEREF _Toc10897 \h </w:instrText>
+        <w:instrText xml:space="preserve"> PAGEREF _Toc16877 \h </w:instrText>
       </w:r>
       <w:r>
         <w:fldChar w:fldCharType="separate"/>
@@ -1738,7 +1738,7 @@
         <w:fldChar w:fldCharType="begin"/>
       </w:r>
       <w:r>
-        <w:instrText xml:space="preserve"> HYPERLINK \l _Toc7528 </w:instrText>
+        <w:instrText xml:space="preserve"> HYPERLINK \l _Toc22645 </w:instrText>
       </w:r>
       <w:r>
         <w:fldChar w:fldCharType="separate"/>
@@ -1756,7 +1756,7 @@
         <w:fldChar w:fldCharType="begin"/>
       </w:r>
       <w:r>
-        <w:instrText xml:space="preserve"> PAGEREF _Toc7528 \h </w:instrText>
+        <w:instrText xml:space="preserve"> PAGEREF _Toc22645 \h </w:instrText>
       </w:r>
       <w:r>
         <w:fldChar w:fldCharType="separate"/>
@@ -1782,7 +1782,7 @@
         <w:fldChar w:fldCharType="begin"/>
       </w:r>
       <w:r>
-        <w:instrText xml:space="preserve"> HYPERLINK \l _Toc18963 </w:instrText>
+        <w:instrText xml:space="preserve"> HYPERLINK \l _Toc16245 </w:instrText>
       </w:r>
       <w:r>
         <w:fldChar w:fldCharType="separate"/>
@@ -1800,7 +1800,7 @@
         <w:fldChar w:fldCharType="begin"/>
       </w:r>
       <w:r>
-        <w:instrText xml:space="preserve"> PAGEREF _Toc18963 \h </w:instrText>
+        <w:instrText xml:space="preserve"> PAGEREF _Toc16245 \h </w:instrText>
       </w:r>
       <w:r>
         <w:fldChar w:fldCharType="separate"/>
@@ -1826,7 +1826,7 @@
         <w:fldChar w:fldCharType="begin"/>
       </w:r>
       <w:r>
-        <w:instrText xml:space="preserve"> HYPERLINK \l _Toc29811 </w:instrText>
+        <w:instrText xml:space="preserve"> HYPERLINK \l _Toc25310 </w:instrText>
       </w:r>
       <w:r>
         <w:fldChar w:fldCharType="separate"/>
@@ -1844,7 +1844,7 @@
         <w:fldChar w:fldCharType="begin"/>
       </w:r>
       <w:r>
-        <w:instrText xml:space="preserve"> PAGEREF _Toc29811 \h </w:instrText>
+        <w:instrText xml:space="preserve"> PAGEREF _Toc25310 \h </w:instrText>
       </w:r>
       <w:r>
         <w:fldChar w:fldCharType="separate"/>
@@ -1870,7 +1870,7 @@
         <w:fldChar w:fldCharType="begin"/>
       </w:r>
       <w:r>
-        <w:instrText xml:space="preserve"> HYPERLINK \l _Toc25691 </w:instrText>
+        <w:instrText xml:space="preserve"> HYPERLINK \l _Toc9949 </w:instrText>
       </w:r>
       <w:r>
         <w:fldChar w:fldCharType="separate"/>
@@ -1888,7 +1888,7 @@
         <w:fldChar w:fldCharType="begin"/>
       </w:r>
       <w:r>
-        <w:instrText xml:space="preserve"> PAGEREF _Toc25691 \h </w:instrText>
+        <w:instrText xml:space="preserve"> PAGEREF _Toc9949 \h </w:instrText>
       </w:r>
       <w:r>
         <w:fldChar w:fldCharType="separate"/>
@@ -1914,7 +1914,7 @@
         <w:fldChar w:fldCharType="begin"/>
       </w:r>
       <w:r>
-        <w:instrText xml:space="preserve"> HYPERLINK \l _Toc1785 </w:instrText>
+        <w:instrText xml:space="preserve"> HYPERLINK \l _Toc27103 </w:instrText>
       </w:r>
       <w:r>
         <w:fldChar w:fldCharType="separate"/>
@@ -1932,7 +1932,7 @@
         <w:fldChar w:fldCharType="begin"/>
       </w:r>
       <w:r>
-        <w:instrText xml:space="preserve"> PAGEREF _Toc1785 \h </w:instrText>
+        <w:instrText xml:space="preserve"> PAGEREF _Toc27103 \h </w:instrText>
       </w:r>
       <w:r>
         <w:fldChar w:fldCharType="separate"/>
@@ -1958,7 +1958,7 @@
         <w:fldChar w:fldCharType="begin"/>
       </w:r>
       <w:r>
-        <w:instrText xml:space="preserve"> HYPERLINK \l _Toc18895 </w:instrText>
+        <w:instrText xml:space="preserve"> HYPERLINK \l _Toc26314 </w:instrText>
       </w:r>
       <w:r>
         <w:fldChar w:fldCharType="separate"/>
@@ -1976,7 +1976,7 @@
         <w:fldChar w:fldCharType="begin"/>
       </w:r>
       <w:r>
-        <w:instrText xml:space="preserve"> PAGEREF _Toc18895 \h </w:instrText>
+        <w:instrText xml:space="preserve"> PAGEREF _Toc26314 \h </w:instrText>
       </w:r>
       <w:r>
         <w:fldChar w:fldCharType="separate"/>
@@ -2002,7 +2002,7 @@
         <w:fldChar w:fldCharType="begin"/>
       </w:r>
       <w:r>
-        <w:instrText xml:space="preserve"> HYPERLINK \l _Toc15399 </w:instrText>
+        <w:instrText xml:space="preserve"> HYPERLINK \l _Toc1385 </w:instrText>
       </w:r>
       <w:r>
         <w:fldChar w:fldCharType="separate"/>
@@ -2020,7 +2020,7 @@
         <w:fldChar w:fldCharType="begin"/>
       </w:r>
       <w:r>
-        <w:instrText xml:space="preserve"> PAGEREF _Toc15399 \h </w:instrText>
+        <w:instrText xml:space="preserve"> PAGEREF _Toc1385 \h </w:instrText>
       </w:r>
       <w:r>
         <w:fldChar w:fldCharType="separate"/>
@@ -2046,7 +2046,7 @@
         <w:fldChar w:fldCharType="begin"/>
       </w:r>
       <w:r>
-        <w:instrText xml:space="preserve"> HYPERLINK \l _Toc17345 </w:instrText>
+        <w:instrText xml:space="preserve"> HYPERLINK \l _Toc29659 </w:instrText>
       </w:r>
       <w:r>
         <w:fldChar w:fldCharType="separate"/>
@@ -2064,7 +2064,7 @@
         <w:fldChar w:fldCharType="begin"/>
       </w:r>
       <w:r>
-        <w:instrText xml:space="preserve"> PAGEREF _Toc17345 \h </w:instrText>
+        <w:instrText xml:space="preserve"> PAGEREF _Toc29659 \h </w:instrText>
       </w:r>
       <w:r>
         <w:fldChar w:fldCharType="separate"/>
@@ -2090,7 +2090,7 @@
         <w:fldChar w:fldCharType="begin"/>
       </w:r>
       <w:r>
-        <w:instrText xml:space="preserve"> HYPERLINK \l _Toc9087 </w:instrText>
+        <w:instrText xml:space="preserve"> HYPERLINK \l _Toc27205 </w:instrText>
       </w:r>
       <w:r>
         <w:fldChar w:fldCharType="separate"/>
@@ -2108,7 +2108,7 @@
         <w:fldChar w:fldCharType="begin"/>
       </w:r>
       <w:r>
-        <w:instrText xml:space="preserve"> PAGEREF _Toc9087 \h </w:instrText>
+        <w:instrText xml:space="preserve"> PAGEREF _Toc27205 \h </w:instrText>
       </w:r>
       <w:r>
         <w:fldChar w:fldCharType="separate"/>
@@ -2134,7 +2134,7 @@
         <w:fldChar w:fldCharType="begin"/>
       </w:r>
       <w:r>
-        <w:instrText xml:space="preserve"> HYPERLINK \l _Toc10581 </w:instrText>
+        <w:instrText xml:space="preserve"> HYPERLINK \l _Toc8122 </w:instrText>
       </w:r>
       <w:r>
         <w:fldChar w:fldCharType="separate"/>
@@ -2152,7 +2152,7 @@
         <w:fldChar w:fldCharType="begin"/>
       </w:r>
       <w:r>
-        <w:instrText xml:space="preserve"> PAGEREF _Toc10581 \h </w:instrText>
+        <w:instrText xml:space="preserve"> PAGEREF _Toc8122 \h </w:instrText>
       </w:r>
       <w:r>
         <w:fldChar w:fldCharType="separate"/>
@@ -2170,18 +2170,14 @@
     <w:p>
       <w:r>
         <w:fldChar w:fldCharType="end"/>
-      </w:r>
-    </w:p>
-    <w:p>
-      <w:r>
-        <w:br w:type="page"/>
       </w:r>
     </w:p>
     <w:p>
       <w:pPr>
         <w:pStyle w:val="4"/>
+        <w:pageBreakBefore/>
       </w:pPr>
-      <w:bookmarkStart w:id="0" w:name="_Toc13505"/>
+      <w:bookmarkStart w:id="0" w:name="_Toc14669"/>
       <w:r>
         <w:rPr>
           <w:rFonts w:ascii="宋体" w:hAnsi="宋体" w:eastAsia="宋体"/>
@@ -2196,7 +2192,7 @@
       <w:pPr>
         <w:pStyle w:val="5"/>
       </w:pPr>
-      <w:bookmarkStart w:id="1" w:name="_Toc10929"/>
+      <w:bookmarkStart w:id="1" w:name="_Toc20111"/>
       <w:r>
         <w:rPr>
           <w:rFonts w:ascii="宋体" w:hAnsi="宋体" w:eastAsia="宋体"/>
@@ -2221,7 +2217,7 @@
       <w:pPr>
         <w:pStyle w:val="5"/>
       </w:pPr>
-      <w:bookmarkStart w:id="2" w:name="_Toc31800"/>
+      <w:bookmarkStart w:id="2" w:name="_Toc22468"/>
       <w:r>
         <w:rPr>
           <w:rFonts w:ascii="宋体" w:hAnsi="宋体" w:eastAsia="宋体"/>
@@ -3001,7 +2997,7 @@
       <w:pPr>
         <w:pStyle w:val="5"/>
       </w:pPr>
-      <w:bookmarkStart w:id="3" w:name="_Toc30542"/>
+      <w:bookmarkStart w:id="3" w:name="_Toc15399"/>
       <w:r>
         <w:rPr>
           <w:rFonts w:ascii="宋体" w:hAnsi="宋体" w:eastAsia="宋体"/>
@@ -4488,7 +4484,7 @@
       <w:pPr>
         <w:pStyle w:val="4"/>
       </w:pPr>
-      <w:bookmarkStart w:id="4" w:name="_Toc23034"/>
+      <w:bookmarkStart w:id="4" w:name="_Toc15913"/>
       <w:r>
         <w:rPr>
           <w:rFonts w:ascii="宋体" w:hAnsi="宋体" w:eastAsia="宋体"/>
@@ -4503,7 +4499,7 @@
       <w:pPr>
         <w:pStyle w:val="5"/>
       </w:pPr>
-      <w:bookmarkStart w:id="5" w:name="_Toc3424"/>
+      <w:bookmarkStart w:id="5" w:name="_Toc23829"/>
       <w:r>
         <w:rPr>
           <w:rFonts w:ascii="宋体" w:hAnsi="宋体" w:eastAsia="宋体"/>
@@ -5162,7 +5158,7 @@
       <w:pPr>
         <w:pStyle w:val="5"/>
       </w:pPr>
-      <w:bookmarkStart w:id="6" w:name="_Toc7004"/>
+      <w:bookmarkStart w:id="6" w:name="_Toc14888"/>
       <w:r>
         <w:rPr>
           <w:rFonts w:ascii="宋体" w:hAnsi="宋体" w:eastAsia="宋体"/>
@@ -5836,7 +5832,7 @@
       <w:pPr>
         <w:pStyle w:val="5"/>
       </w:pPr>
-      <w:bookmarkStart w:id="7" w:name="_Toc2450"/>
+      <w:bookmarkStart w:id="7" w:name="_Toc15190"/>
       <w:r>
         <w:rPr>
           <w:rFonts w:ascii="宋体" w:hAnsi="宋体" w:eastAsia="宋体"/>
@@ -6312,7 +6308,7 @@
       <w:pPr>
         <w:pStyle w:val="5"/>
       </w:pPr>
-      <w:bookmarkStart w:id="8" w:name="_Toc1119"/>
+      <w:bookmarkStart w:id="8" w:name="_Toc23753"/>
       <w:r>
         <w:rPr>
           <w:rFonts w:ascii="宋体" w:hAnsi="宋体" w:eastAsia="宋体"/>
@@ -6358,6 +6354,12 @@
             <w:insideH w:val="single" w:color="auto" w:sz="4" w:space="0"/>
             <w:insideV w:val="single" w:color="auto" w:sz="4" w:space="0"/>
           </w:tblBorders>
+          <w:tblCellMar>
+            <w:top w:w="0" w:type="dxa"/>
+            <w:left w:w="108" w:type="dxa"/>
+            <w:bottom w:w="0" w:type="dxa"/>
+            <w:right w:w="108" w:type="dxa"/>
+          </w:tblCellMar>
         </w:tblPrEx>
         <w:trPr>
           <w:tblHeader/>
@@ -6721,6 +6723,12 @@
             <w:insideH w:val="single" w:color="auto" w:sz="4" w:space="0"/>
             <w:insideV w:val="single" w:color="auto" w:sz="4" w:space="0"/>
           </w:tblBorders>
+          <w:tblCellMar>
+            <w:top w:w="0" w:type="dxa"/>
+            <w:left w:w="108" w:type="dxa"/>
+            <w:bottom w:w="0" w:type="dxa"/>
+            <w:right w:w="108" w:type="dxa"/>
+          </w:tblCellMar>
         </w:tblPrEx>
         <w:trPr>
           <w:jc w:val="center"/>
@@ -6781,7 +6789,7 @@
       <w:pPr>
         <w:pStyle w:val="4"/>
       </w:pPr>
-      <w:bookmarkStart w:id="9" w:name="_Toc23000"/>
+      <w:bookmarkStart w:id="9" w:name="_Toc32485"/>
       <w:r>
         <w:rPr>
           <w:rFonts w:ascii="宋体" w:hAnsi="宋体" w:eastAsia="宋体"/>
@@ -6796,7 +6804,7 @@
       <w:pPr>
         <w:pStyle w:val="5"/>
       </w:pPr>
-      <w:bookmarkStart w:id="10" w:name="_Toc1341"/>
+      <w:bookmarkStart w:id="10" w:name="_Toc25830"/>
       <w:r>
         <w:rPr>
           <w:rFonts w:ascii="宋体" w:hAnsi="宋体" w:eastAsia="宋体"/>
@@ -6923,7 +6931,7 @@
       <w:pPr>
         <w:pStyle w:val="5"/>
       </w:pPr>
-      <w:bookmarkStart w:id="11" w:name="_Toc18259"/>
+      <w:bookmarkStart w:id="11" w:name="_Toc28377"/>
       <w:r>
         <w:rPr>
           <w:rFonts w:ascii="宋体" w:hAnsi="宋体" w:eastAsia="宋体"/>
@@ -7379,7 +7387,7 @@
       <w:pPr>
         <w:pStyle w:val="5"/>
       </w:pPr>
-      <w:bookmarkStart w:id="12" w:name="_Toc7471"/>
+      <w:bookmarkStart w:id="12" w:name="_Toc31309"/>
       <w:r>
         <w:rPr>
           <w:rFonts w:ascii="宋体" w:hAnsi="宋体" w:eastAsia="宋体"/>
@@ -8038,7 +8046,7 @@
       <w:pPr>
         <w:pStyle w:val="5"/>
       </w:pPr>
-      <w:bookmarkStart w:id="13" w:name="_Toc19565"/>
+      <w:bookmarkStart w:id="13" w:name="_Toc1140"/>
       <w:r>
         <w:rPr>
           <w:rFonts w:ascii="宋体" w:hAnsi="宋体" w:eastAsia="宋体"/>
@@ -8170,7 +8178,7 @@
       <w:pPr>
         <w:pStyle w:val="4"/>
       </w:pPr>
-      <w:bookmarkStart w:id="14" w:name="_Toc23728"/>
+      <w:bookmarkStart w:id="14" w:name="_Toc10024"/>
       <w:r>
         <w:rPr>
           <w:rFonts w:ascii="宋体" w:hAnsi="宋体" w:eastAsia="宋体"/>
@@ -8185,7 +8193,7 @@
       <w:pPr>
         <w:pStyle w:val="5"/>
       </w:pPr>
-      <w:bookmarkStart w:id="15" w:name="_Toc163"/>
+      <w:bookmarkStart w:id="15" w:name="_Toc26494"/>
       <w:r>
         <w:rPr>
           <w:rFonts w:ascii="宋体" w:hAnsi="宋体" w:eastAsia="宋体"/>
@@ -10779,7 +10787,7 @@
       <w:pPr>
         <w:pStyle w:val="5"/>
       </w:pPr>
-      <w:bookmarkStart w:id="16" w:name="_Toc19078"/>
+      <w:bookmarkStart w:id="16" w:name="_Toc10586"/>
       <w:r>
         <w:rPr>
           <w:rFonts w:ascii="宋体" w:hAnsi="宋体" w:eastAsia="宋体"/>
@@ -13156,7 +13164,7 @@
       <w:pPr>
         <w:pStyle w:val="5"/>
       </w:pPr>
-      <w:bookmarkStart w:id="17" w:name="_Toc28635"/>
+      <w:bookmarkStart w:id="17" w:name="_Toc9890"/>
       <w:r>
         <w:rPr>
           <w:rFonts w:ascii="宋体" w:hAnsi="宋体" w:eastAsia="宋体"/>
@@ -15597,7 +15605,7 @@
       <w:pPr>
         <w:pStyle w:val="5"/>
       </w:pPr>
-      <w:bookmarkStart w:id="18" w:name="_Toc19026"/>
+      <w:bookmarkStart w:id="18" w:name="_Toc17382"/>
       <w:r>
         <w:rPr>
           <w:rFonts w:ascii="宋体" w:hAnsi="宋体" w:eastAsia="宋体"/>
@@ -18673,7 +18681,7 @@
       <w:pPr>
         <w:pStyle w:val="5"/>
       </w:pPr>
-      <w:bookmarkStart w:id="19" w:name="_Toc8508"/>
+      <w:bookmarkStart w:id="19" w:name="_Toc21427"/>
       <w:r>
         <w:rPr>
           <w:rFonts w:ascii="宋体" w:hAnsi="宋体" w:eastAsia="宋体"/>
@@ -20817,7 +20825,7 @@
       <w:pPr>
         <w:pStyle w:val="5"/>
       </w:pPr>
-      <w:bookmarkStart w:id="20" w:name="_Toc22656"/>
+      <w:bookmarkStart w:id="20" w:name="_Toc14513"/>
       <w:r>
         <w:rPr>
           <w:rFonts w:ascii="宋体" w:hAnsi="宋体" w:eastAsia="宋体"/>
@@ -22961,7 +22969,7 @@
       <w:pPr>
         <w:pStyle w:val="5"/>
       </w:pPr>
-      <w:bookmarkStart w:id="21" w:name="_Toc29146"/>
+      <w:bookmarkStart w:id="21" w:name="_Toc10999"/>
       <w:r>
         <w:rPr>
           <w:rFonts w:ascii="宋体" w:hAnsi="宋体" w:eastAsia="宋体"/>
@@ -25338,7 +25346,7 @@
       <w:pPr>
         <w:pStyle w:val="5"/>
       </w:pPr>
-      <w:bookmarkStart w:id="22" w:name="_Toc20169"/>
+      <w:bookmarkStart w:id="22" w:name="_Toc5394"/>
       <w:r>
         <w:rPr>
           <w:rFonts w:ascii="宋体" w:hAnsi="宋体" w:eastAsia="宋体"/>
@@ -25391,6 +25399,12 @@
             <w:insideH w:val="single" w:color="auto" w:sz="4" w:space="0"/>
             <w:insideV w:val="single" w:color="auto" w:sz="4" w:space="0"/>
           </w:tblBorders>
+          <w:tblCellMar>
+            <w:top w:w="0" w:type="dxa"/>
+            <w:left w:w="108" w:type="dxa"/>
+            <w:bottom w:w="0" w:type="dxa"/>
+            <w:right w:w="108" w:type="dxa"/>
+          </w:tblCellMar>
         </w:tblPrEx>
         <w:trPr>
           <w:tblHeader/>
@@ -27609,7 +27623,7 @@
       <w:pPr>
         <w:pStyle w:val="4"/>
       </w:pPr>
-      <w:bookmarkStart w:id="23" w:name="_Toc18872"/>
+      <w:bookmarkStart w:id="23" w:name="_Toc26093"/>
       <w:r>
         <w:rPr>
           <w:rFonts w:ascii="宋体" w:hAnsi="宋体" w:eastAsia="宋体"/>
@@ -27624,7 +27638,7 @@
       <w:pPr>
         <w:pStyle w:val="5"/>
       </w:pPr>
-      <w:bookmarkStart w:id="24" w:name="_Toc15777"/>
+      <w:bookmarkStart w:id="24" w:name="_Toc4103"/>
       <w:r>
         <w:rPr>
           <w:rFonts w:ascii="宋体" w:hAnsi="宋体" w:eastAsia="宋体"/>
@@ -28695,7 +28709,7 @@
                 <w:b w:val="0"/>
                 <w:sz w:val="17"/>
               </w:rPr>
-              <w:t>计划/交付基线 133 条，实际收集/执行：____ 条，通过：____ 条</w:t>
+              <w:t>计划/交付基线 136 条，实际收集/执行：____ 条，通过：____ 条</w:t>
             </w:r>
           </w:p>
         </w:tc>
@@ -28893,7 +28907,7 @@
       <w:pPr>
         <w:pStyle w:val="5"/>
       </w:pPr>
-      <w:bookmarkStart w:id="25" w:name="_Toc9714"/>
+      <w:bookmarkStart w:id="25" w:name="_Toc7468"/>
       <w:r>
         <w:rPr>
           <w:rFonts w:ascii="宋体" w:hAnsi="宋体" w:eastAsia="宋体"/>
@@ -30462,7 +30476,7 @@
       <w:pPr>
         <w:pStyle w:val="5"/>
       </w:pPr>
-      <w:bookmarkStart w:id="26" w:name="_Toc2637"/>
+      <w:bookmarkStart w:id="26" w:name="_Toc28435"/>
       <w:r>
         <w:rPr>
           <w:rFonts w:ascii="宋体" w:hAnsi="宋体" w:eastAsia="宋体"/>
@@ -31243,7 +31257,7 @@
       <w:pPr>
         <w:pStyle w:val="5"/>
       </w:pPr>
-      <w:bookmarkStart w:id="27" w:name="_Toc2309"/>
+      <w:bookmarkStart w:id="27" w:name="_Toc31306"/>
       <w:r>
         <w:rPr>
           <w:rFonts w:ascii="宋体" w:hAnsi="宋体" w:eastAsia="宋体"/>
@@ -31850,7 +31864,7 @@
       <w:pPr>
         <w:pStyle w:val="5"/>
       </w:pPr>
-      <w:bookmarkStart w:id="28" w:name="_Toc15989"/>
+      <w:bookmarkStart w:id="28" w:name="_Toc20241"/>
       <w:r>
         <w:rPr>
           <w:rFonts w:ascii="宋体" w:hAnsi="宋体" w:eastAsia="宋体"/>
@@ -31886,7 +31900,7 @@
           <w:b w:val="0"/>
           <w:sz w:val="21"/>
         </w:rPr>
-        <w:t>自动化基线计划/交付 133 条，实际收集 ____ 条，通过 ____ 条，失败 ____ 条，以后附 pytest 日志为准。</w:t>
+        <w:t>自动化基线计划/交付 136 条，实际收集 ____ 条，通过 ____ 条，失败 ____ 条，以后附 pytest 日志为准。</w:t>
       </w:r>
     </w:p>
     <w:p>
@@ -31954,7 +31968,7 @@
       <w:pPr>
         <w:pStyle w:val="4"/>
       </w:pPr>
-      <w:bookmarkStart w:id="29" w:name="_Toc10897"/>
+      <w:bookmarkStart w:id="29" w:name="_Toc16877"/>
       <w:r>
         <w:rPr>
           <w:rFonts w:ascii="宋体" w:hAnsi="宋体" w:eastAsia="宋体"/>
@@ -31969,7 +31983,7 @@
       <w:pPr>
         <w:pStyle w:val="5"/>
       </w:pPr>
-      <w:bookmarkStart w:id="30" w:name="_Toc7528"/>
+      <w:bookmarkStart w:id="30" w:name="_Toc22645"/>
       <w:r>
         <w:rPr>
           <w:rFonts w:ascii="宋体" w:hAnsi="宋体" w:eastAsia="宋体"/>
@@ -33177,7 +33191,7 @@
       <w:pPr>
         <w:pStyle w:val="5"/>
       </w:pPr>
-      <w:bookmarkStart w:id="31" w:name="_Toc18963"/>
+      <w:bookmarkStart w:id="31" w:name="_Toc16245"/>
       <w:r>
         <w:rPr>
           <w:rFonts w:ascii="宋体" w:hAnsi="宋体" w:eastAsia="宋体"/>
@@ -33652,7 +33666,7 @@
       <w:pPr>
         <w:pStyle w:val="5"/>
       </w:pPr>
-      <w:bookmarkStart w:id="32" w:name="_Toc29811"/>
+      <w:bookmarkStart w:id="32" w:name="_Toc25310"/>
       <w:r>
         <w:rPr>
           <w:rFonts w:ascii="宋体" w:hAnsi="宋体" w:eastAsia="宋体"/>
@@ -33682,7 +33696,7 @@
       <w:pPr>
         <w:pStyle w:val="4"/>
       </w:pPr>
-      <w:bookmarkStart w:id="33" w:name="_Toc25691"/>
+      <w:bookmarkStart w:id="33" w:name="_Toc9949"/>
       <w:r>
         <w:rPr>
           <w:rFonts w:ascii="宋体" w:hAnsi="宋体" w:eastAsia="宋体"/>
@@ -33697,7 +33711,7 @@
       <w:pPr>
         <w:pStyle w:val="5"/>
       </w:pPr>
-      <w:bookmarkStart w:id="34" w:name="_Toc1785"/>
+      <w:bookmarkStart w:id="34" w:name="_Toc27103"/>
       <w:r>
         <w:rPr>
           <w:rFonts w:ascii="宋体" w:hAnsi="宋体" w:eastAsia="宋体"/>
@@ -33722,7 +33736,7 @@
       <w:pPr>
         <w:pStyle w:val="5"/>
       </w:pPr>
-      <w:bookmarkStart w:id="35" w:name="_Toc18895"/>
+      <w:bookmarkStart w:id="35" w:name="_Toc26314"/>
       <w:r>
         <w:rPr>
           <w:rFonts w:ascii="宋体" w:hAnsi="宋体" w:eastAsia="宋体"/>
@@ -35249,7 +35263,7 @@
       <w:pPr>
         <w:pStyle w:val="4"/>
       </w:pPr>
-      <w:bookmarkStart w:id="36" w:name="_Toc15399"/>
+      <w:bookmarkStart w:id="36" w:name="_Toc1385"/>
       <w:r>
         <w:rPr>
           <w:rFonts w:ascii="宋体" w:hAnsi="宋体" w:eastAsia="宋体"/>
@@ -35264,7 +35278,7 @@
       <w:pPr>
         <w:pStyle w:val="5"/>
       </w:pPr>
-      <w:bookmarkStart w:id="37" w:name="_Toc17345"/>
+      <w:bookmarkStart w:id="37" w:name="_Toc29659"/>
       <w:r>
         <w:rPr>
           <w:rFonts w:ascii="宋体" w:hAnsi="宋体" w:eastAsia="宋体"/>
@@ -35349,7 +35363,7 @@
       <w:pPr>
         <w:pStyle w:val="5"/>
       </w:pPr>
-      <w:bookmarkStart w:id="38" w:name="_Toc9087"/>
+      <w:bookmarkStart w:id="38" w:name="_Toc27205"/>
       <w:r>
         <w:rPr>
           <w:rFonts w:ascii="宋体" w:hAnsi="宋体" w:eastAsia="宋体"/>
@@ -35413,7 +35427,7 @@
           <w:b w:val="0"/>
           <w:sz w:val="21"/>
         </w:rPr>
-        <w:t>自动化基线 133 条以最终 pytest 日志为准，不得只引用历史截图；</w:t>
+        <w:t>自动化基线 136 条以最终 pytest 日志为准，不得只引用历史截图；</w:t>
       </w:r>
     </w:p>
     <w:p>
@@ -35453,7 +35467,7 @@
       <w:pPr>
         <w:pStyle w:val="4"/>
       </w:pPr>
-      <w:bookmarkStart w:id="39" w:name="_Toc10581"/>
+      <w:bookmarkStart w:id="39" w:name="_Toc8122"/>
       <w:r>
         <w:rPr>
           <w:rFonts w:ascii="宋体" w:hAnsi="宋体" w:eastAsia="宋体"/>
@@ -36703,7 +36717,7 @@
                 <w:b w:val="0"/>
                 <w:sz w:val="17"/>
               </w:rPr>
-              <w:t>133 条基线执行记录、演示库无变化</w:t>
+              <w:t>136 条基线执行记录、演示库无变化</w:t>
             </w:r>
           </w:p>
         </w:tc>
@@ -37094,21 +37108,21 @@
     <w:lsdException w:uiPriority="99" w:name="endnote reference"/>
     <w:lsdException w:uiPriority="99" w:name="endnote text"/>
     <w:lsdException w:uiPriority="99" w:name="table of authorities"/>
-    <w:lsdException w:qFormat="1" w:uiPriority="99" w:semiHidden="0" w:name="macro"/>
+    <w:lsdException w:uiPriority="99" w:semiHidden="0" w:name="macro"/>
     <w:lsdException w:uiPriority="99" w:name="toa heading"/>
-    <w:lsdException w:qFormat="1" w:uiPriority="99" w:semiHidden="0" w:name="List"/>
-    <w:lsdException w:qFormat="1" w:uiPriority="99" w:semiHidden="0" w:name="List Bullet"/>
-    <w:lsdException w:qFormat="1" w:uiPriority="99" w:semiHidden="0" w:name="List Number"/>
-    <w:lsdException w:qFormat="1" w:uiPriority="99" w:semiHidden="0" w:name="List 2"/>
-    <w:lsdException w:qFormat="1" w:uiPriority="99" w:semiHidden="0" w:name="List 3"/>
+    <w:lsdException w:uiPriority="99" w:semiHidden="0" w:name="List"/>
+    <w:lsdException w:uiPriority="99" w:semiHidden="0" w:name="List Bullet"/>
+    <w:lsdException w:uiPriority="99" w:semiHidden="0" w:name="List Number"/>
+    <w:lsdException w:uiPriority="99" w:semiHidden="0" w:name="List 2"/>
+    <w:lsdException w:uiPriority="99" w:semiHidden="0" w:name="List 3"/>
     <w:lsdException w:uiPriority="99" w:name="List 4"/>
     <w:lsdException w:uiPriority="99" w:name="List 5"/>
-    <w:lsdException w:qFormat="1" w:uiPriority="99" w:semiHidden="0" w:name="List Bullet 2"/>
-    <w:lsdException w:qFormat="1" w:uiPriority="99" w:semiHidden="0" w:name="List Bullet 3"/>
+    <w:lsdException w:uiPriority="99" w:semiHidden="0" w:name="List Bullet 2"/>
+    <w:lsdException w:uiPriority="99" w:semiHidden="0" w:name="List Bullet 3"/>
     <w:lsdException w:uiPriority="99" w:name="List Bullet 4"/>
     <w:lsdException w:uiPriority="99" w:name="List Bullet 5"/>
-    <w:lsdException w:qFormat="1" w:uiPriority="99" w:semiHidden="0" w:name="List Number 2"/>
-    <w:lsdException w:qFormat="1" w:uiPriority="99" w:semiHidden="0" w:name="List Number 3"/>
+    <w:lsdException w:uiPriority="99" w:semiHidden="0" w:name="List Number 2"/>
+    <w:lsdException w:uiPriority="99" w:semiHidden="0" w:name="List Number 3"/>
     <w:lsdException w:uiPriority="99" w:name="List Number 4"/>
     <w:lsdException w:uiPriority="99" w:name="List Number 5"/>
     <w:lsdException w:qFormat="1" w:unhideWhenUsed="0" w:uiPriority="10" w:semiHidden="0" w:name="Title"/>
@@ -37117,9 +37131,9 @@
     <w:lsdException w:uiPriority="1" w:name="Default Paragraph Font"/>
     <w:lsdException w:uiPriority="99" w:semiHidden="0" w:name="Body Text"/>
     <w:lsdException w:uiPriority="99" w:name="Body Text Indent"/>
-    <w:lsdException w:qFormat="1" w:uiPriority="99" w:semiHidden="0" w:name="List Continue"/>
-    <w:lsdException w:qFormat="1" w:uiPriority="99" w:semiHidden="0" w:name="List Continue 2"/>
-    <w:lsdException w:qFormat="1" w:uiPriority="99" w:semiHidden="0" w:name="List Continue 3"/>
+    <w:lsdException w:uiPriority="99" w:semiHidden="0" w:name="List Continue"/>
+    <w:lsdException w:uiPriority="99" w:semiHidden="0" w:name="List Continue 2"/>
+    <w:lsdException w:uiPriority="99" w:semiHidden="0" w:name="List Continue 3"/>
     <w:lsdException w:uiPriority="99" w:name="List Continue 4"/>
     <w:lsdException w:uiPriority="99" w:name="List Continue 5"/>
     <w:lsdException w:uiPriority="99" w:name="Message Header"/>
@@ -37569,7 +37583,6 @@
     <w:name w:val="macro"/>
     <w:link w:val="149"/>
     <w:unhideWhenUsed/>
-    <w:qFormat/>
     <w:uiPriority w:val="99"/>
     <w:pPr>
       <w:tabs>
@@ -37594,7 +37607,6 @@
     <w:name w:val="List 3"/>
     <w:basedOn w:val="1"/>
     <w:unhideWhenUsed/>
-    <w:qFormat/>
     <w:uiPriority w:val="99"/>
     <w:pPr>
       <w:ind w:left="1080" w:hanging="360"/>
@@ -37605,7 +37617,6 @@
     <w:name w:val="List Number 2"/>
     <w:basedOn w:val="1"/>
     <w:unhideWhenUsed/>
-    <w:qFormat/>
     <w:uiPriority w:val="99"/>
     <w:pPr>
       <w:numPr>
@@ -37619,7 +37630,6 @@
     <w:name w:val="List Number"/>
     <w:basedOn w:val="1"/>
     <w:unhideWhenUsed/>
-    <w:qFormat/>
     <w:uiPriority w:val="99"/>
     <w:pPr>
       <w:numPr>
@@ -37655,7 +37665,6 @@
     <w:name w:val="List Bullet"/>
     <w:basedOn w:val="1"/>
     <w:unhideWhenUsed/>
-    <w:qFormat/>
     <w:uiPriority w:val="99"/>
     <w:pPr>
       <w:numPr>
@@ -37683,7 +37692,6 @@
     <w:name w:val="List Bullet 3"/>
     <w:basedOn w:val="1"/>
     <w:unhideWhenUsed/>
-    <w:qFormat/>
     <w:uiPriority w:val="99"/>
     <w:pPr>
       <w:numPr>
@@ -37707,7 +37715,6 @@
     <w:name w:val="List Number 3"/>
     <w:basedOn w:val="1"/>
     <w:unhideWhenUsed/>
-    <w:qFormat/>
     <w:uiPriority w:val="99"/>
     <w:pPr>
       <w:numPr>
@@ -37721,7 +37728,6 @@
     <w:name w:val="List 2"/>
     <w:basedOn w:val="1"/>
     <w:unhideWhenUsed/>
-    <w:qFormat/>
     <w:uiPriority w:val="99"/>
     <w:pPr>
       <w:ind w:left="720" w:hanging="360"/>
@@ -37732,7 +37738,6 @@
     <w:name w:val="List Continue"/>
     <w:basedOn w:val="1"/>
     <w:unhideWhenUsed/>
-    <w:qFormat/>
     <w:uiPriority w:val="99"/>
     <w:pPr>
       <w:spacing w:after="120"/>
@@ -37744,7 +37749,6 @@
     <w:name w:val="List Bullet 2"/>
     <w:basedOn w:val="1"/>
     <w:unhideWhenUsed/>
-    <w:qFormat/>
     <w:uiPriority w:val="99"/>
     <w:pPr>
       <w:numPr>
@@ -37819,7 +37823,6 @@
     <w:name w:val="List"/>
     <w:basedOn w:val="1"/>
     <w:unhideWhenUsed/>
-    <w:qFormat/>
     <w:uiPriority w:val="99"/>
     <w:pPr>
       <w:ind w:left="360" w:hanging="360"/>
@@ -37851,7 +37854,6 @@
     <w:name w:val="List Continue 2"/>
     <w:basedOn w:val="1"/>
     <w:unhideWhenUsed/>
-    <w:qFormat/>
     <w:uiPriority w:val="99"/>
     <w:pPr>
       <w:spacing w:after="120"/>
@@ -37863,7 +37865,6 @@
     <w:name w:val="List Continue 3"/>
     <w:basedOn w:val="1"/>
     <w:unhideWhenUsed/>
-    <w:qFormat/>
     <w:uiPriority w:val="99"/>
     <w:pPr>
       <w:spacing w:after="120"/>
@@ -49491,7 +49492,6 @@
     <w:name w:val="Macro Text Char"/>
     <w:basedOn w:val="134"/>
     <w:link w:val="2"/>
-    <w:qFormat/>
     <w:uiPriority w:val="99"/>
     <w:rPr>
       <w:rFonts w:ascii="Courier" w:hAnsi="Courier"/>
@@ -49521,7 +49521,6 @@
     <w:name w:val="Quote Char"/>
     <w:basedOn w:val="134"/>
     <w:link w:val="150"/>
-    <w:qFormat/>
     <w:uiPriority w:val="29"/>
     <w:rPr>
       <w:i/>
@@ -49539,7 +49538,6 @@
     <w:basedOn w:val="134"/>
     <w:link w:val="6"/>
     <w:semiHidden/>
-    <w:qFormat/>
     <w:uiPriority w:val="9"/>
     <w:rPr>
       <w:rFonts w:asciiTheme="majorHAnsi" w:hAnsiTheme="majorHAnsi" w:eastAsiaTheme="majorEastAsia" w:cstheme="majorBidi"/>
@@ -49560,7 +49558,6 @@
     <w:basedOn w:val="134"/>
     <w:link w:val="7"/>
     <w:semiHidden/>
-    <w:qFormat/>
     <w:uiPriority w:val="9"/>
     <w:rPr>
       <w:rFonts w:asciiTheme="majorHAnsi" w:hAnsiTheme="majorHAnsi" w:eastAsiaTheme="majorEastAsia" w:cstheme="majorBidi"/>
@@ -49572,7 +49569,6 @@
     <w:basedOn w:val="134"/>
     <w:link w:val="8"/>
     <w:semiHidden/>
-    <w:qFormat/>
     <w:uiPriority w:val="9"/>
     <w:rPr>
       <w:rFonts w:asciiTheme="majorHAnsi" w:hAnsiTheme="majorHAnsi" w:eastAsiaTheme="majorEastAsia" w:cstheme="majorBidi"/>
@@ -49586,7 +49582,6 @@
     <w:basedOn w:val="134"/>
     <w:link w:val="9"/>
     <w:semiHidden/>
-    <w:qFormat/>
     <w:uiPriority w:val="9"/>
     <w:rPr>
       <w:rFonts w:asciiTheme="majorHAnsi" w:hAnsiTheme="majorHAnsi" w:eastAsiaTheme="majorEastAsia" w:cstheme="majorBidi"/>
@@ -49608,7 +49603,6 @@
     <w:basedOn w:val="134"/>
     <w:link w:val="10"/>
     <w:semiHidden/>
-    <w:qFormat/>
     <w:uiPriority w:val="9"/>
     <w:rPr>
       <w:rFonts w:asciiTheme="majorHAnsi" w:hAnsiTheme="majorHAnsi" w:eastAsiaTheme="majorEastAsia" w:cstheme="majorBidi"/>
@@ -49677,7 +49671,6 @@
     <w:name w:val="Intense Quote Char"/>
     <w:basedOn w:val="134"/>
     <w:link w:val="158"/>
-    <w:qFormat/>
     <w:uiPriority w:val="30"/>
     <w:rPr>
       <w:b/>
